--- a/klagomål/A 38630-2024 FSC-klagomål.docx
+++ b/klagomål/A 38630-2024 FSC-klagomål.docx
@@ -1017,7 +1017,7 @@
     <w:r>
       <w:tab/>
       <w:tab/>
-      <w:t>2024-11-29</w:t>
+      <w:t>2024-11-30</w:t>
       <w:br/>
       <w:br/>
     </w:r>

--- a/klagomål/A 38630-2024 FSC-klagomål.docx
+++ b/klagomål/A 38630-2024 FSC-klagomål.docx
@@ -1017,7 +1017,7 @@
     <w:r>
       <w:tab/>
       <w:tab/>
-      <w:t>2024-11-30</w:t>
+      <w:t>2024-12-01</w:t>
       <w:br/>
       <w:br/>
     </w:r>

--- a/klagomål/A 38630-2024 FSC-klagomål.docx
+++ b/klagomål/A 38630-2024 FSC-klagomål.docx
@@ -1017,7 +1017,7 @@
     <w:r>
       <w:tab/>
       <w:tab/>
-      <w:t>2024-12-01</w:t>
+      <w:t>2024-12-02</w:t>
       <w:br/>
       <w:br/>
     </w:r>

--- a/klagomål/A 38630-2024 FSC-klagomål.docx
+++ b/klagomål/A 38630-2024 FSC-klagomål.docx
@@ -163,7 +163,7 @@
         <w:pStyle w:val="Title"/>
       </w:pPr>
       <w:r>
-        <w:t>Inledande FSC- /PEFC-klagomål - information om höga naturvärden och fridlysta arter i avverkningsanmälan A 38630-2024 i Krokoms kommun</w:t>
+        <w:t>Inledande FSC- /PEFC-klagomål – information om höga naturvärden och fridlysta arter i avverkningsanmälan A 38630-2024 i Krokoms kommun</w:t>
       </w:r>
     </w:p>
     <w:p>
@@ -281,7 +281,7 @@
         <w:t>Talltita (NT, §4)</w:t>
       </w:r>
       <w:r>
-        <w:t>, rödlistad som nära hotad och prioriterad art i Skogsvårdslagen har häckningsrevir i anmälan.  Arten har minskat kraftigt de senaste 30 åren och minskningstakten innevarande 10-årsperiod beräknas till 20 (10-30) %. Talltitan är synnerligen trogen sitt cirka 15 hektar stora revir och är beroende av flerskiktade olikåldriga skogar för att kunna föda upp sina ungar. Talltitan försvinner om dess livsmiljö kalavverkas (Eggers &amp; Low (2014); Ekman (1979); Griesser et al (2007); Klein (2020); Siffczyk et al (2003); SLU Artdatabanken (2021).</w:t>
+        <w:t>, rödlistad som nära hotad och prioriterad art i Skogsvårdslagen har häckningsrevir i anmälan. Arten har minskat kraftigt de senaste 30 åren och minskningstakten innevarande 10-årsperiod beräknas till 20 (10–30) %. Talltitan är synnerligen trogen sitt cirka 15 hektar stora revir och är beroende av flerskiktade olikåldriga skogar för att kunna föda upp sina ungar. Talltitan försvinner om dess livsmiljö kalavverkas (Eggers &amp; Low (2014); Ekman (1979); Griesser et al (2007); Klein (2020); Siffczyk et al (2003); SLU Artdatabanken (2021).</w:t>
       </w:r>
     </w:p>
     <w:p>
@@ -603,7 +603,7 @@
         <w:pStyle w:val="Title"/>
       </w:pPr>
       <w:r>
-        <w:t>BILAGA 1 - Fridlysta arter</w:t>
+        <w:t>BILAGA 1 – Fridlysta arter</w:t>
       </w:r>
     </w:p>
     <w:p>
@@ -616,7 +616,7 @@
     </w:p>
     <w:p>
       <w:r>
-        <w:t xml:space="preserve">Talltita är rödlistad som NT, fridlyst och prioriterad art i Skogsvårdslagen. Den omfattas av EU:s fågeldirektiv. Arten har minskat kraftigt de senaste 30 åren och minskningstakten innevarande 10-årsperiod beräknas till 20 (10-30) % (SLU Artdatabanken, 2022). </w:t>
+        <w:t xml:space="preserve">Talltita är rödlistad som NT, fridlyst och prioriterad art i Skogsvårdslagen. Den omfattas av EU:s fågeldirektiv. Arten har minskat kraftigt de senaste 30 åren och minskningstakten innevarande 10-årsperiod beräknas till 20 (10–30) % (SLU Artdatabanken, 2022). </w:t>
       </w:r>
     </w:p>
     <w:p>
@@ -639,7 +639,7 @@
         <w:pStyle w:val="Heading2"/>
       </w:pPr>
       <w:r>
-        <w:t>Referenser - talltita</w:t>
+        <w:t>Referenser – talltita</w:t>
       </w:r>
     </w:p>
     <w:p>
@@ -667,7 +667,7 @@
         <w:t xml:space="preserve">Coherence, composition and territories of winter social groups of the Willow Tit Parus montanus and the Crested Tit P. cristatus. </w:t>
       </w:r>
       <w:r>
-        <w:t xml:space="preserve">Ornis Scandinavica, 10, pp 56-68 </w:t>
+        <w:t xml:space="preserve">Ornis Scandinavica, 10, pp 56–68 </w:t>
       </w:r>
     </w:p>
     <w:p>
@@ -774,7 +774,7 @@
         <w:pStyle w:val="Heading2"/>
       </w:pPr>
       <w:r>
-        <w:t>Referenser - tretåig hackspett</w:t>
+        <w:t>Referenser – tretåig hackspett</w:t>
       </w:r>
     </w:p>
     <w:p>
@@ -816,7 +816,7 @@
         <w:t xml:space="preserve">Foraging Ecology and Use of Drumming Trees by Three-Toed Woodpeckers. </w:t>
       </w:r>
       <w:r>
-        <w:t>The Journal of Wildlife Management. Vol. 66, No. 1 (Jan., 2002), pp. 222-231.</w:t>
+        <w:t>The Journal of Wildlife Management. Vol. 66, No. 1 (Jan., 2002), pp. 222–231.</w:t>
       </w:r>
     </w:p>
     <w:p>
@@ -830,7 +830,7 @@
         <w:t xml:space="preserve">Spatial ecology of the three-toed woodpecker in managed forest landscapes. </w:t>
       </w:r>
       <w:r>
-        <w:t>Silva Fennica 36(1): 279-288.</w:t>
+        <w:t>Silva Fennica 36(1): 279–288.</w:t>
       </w:r>
     </w:p>
     <w:p>
@@ -858,7 +858,7 @@
         <w:t xml:space="preserve">Habitat prediction model for three-toed woodpecker and its implications for the conservation of biologically valuable forests. </w:t>
       </w:r>
       <w:r>
-        <w:t>Forest Ecology and Management 258(5): 697-703.</w:t>
+        <w:t>Forest Ecology and Management 258(5): 697–703.</w:t>
       </w:r>
     </w:p>
     <w:p>
@@ -1017,7 +1017,7 @@
     <w:r>
       <w:tab/>
       <w:tab/>
-      <w:t>2024-12-02</w:t>
+      <w:t>2024-12-03</w:t>
       <w:br/>
       <w:br/>
     </w:r>

--- a/klagomål/A 38630-2024 FSC-klagomål.docx
+++ b/klagomål/A 38630-2024 FSC-klagomål.docx
@@ -1017,7 +1017,7 @@
     <w:r>
       <w:tab/>
       <w:tab/>
-      <w:t>2024-12-03</w:t>
+      <w:t>2024-12-04</w:t>
       <w:br/>
       <w:br/>
     </w:r>

--- a/klagomål/A 38630-2024 FSC-klagomål.docx
+++ b/klagomål/A 38630-2024 FSC-klagomål.docx
@@ -1017,7 +1017,7 @@
     <w:r>
       <w:tab/>
       <w:tab/>
-      <w:t>2024-12-04</w:t>
+      <w:t>2024-12-05</w:t>
       <w:br/>
       <w:br/>
     </w:r>

--- a/klagomål/A 38630-2024 FSC-klagomål.docx
+++ b/klagomål/A 38630-2024 FSC-klagomål.docx
@@ -1017,7 +1017,7 @@
     <w:r>
       <w:tab/>
       <w:tab/>
-      <w:t>2024-12-05</w:t>
+      <w:t>2024-12-07</w:t>
       <w:br/>
       <w:br/>
     </w:r>

--- a/klagomål/A 38630-2024 FSC-klagomål.docx
+++ b/klagomål/A 38630-2024 FSC-klagomål.docx
@@ -1017,7 +1017,7 @@
     <w:r>
       <w:tab/>
       <w:tab/>
-      <w:t>2024-12-07</w:t>
+      <w:t>2024-12-08</w:t>
       <w:br/>
       <w:br/>
     </w:r>

--- a/klagomål/A 38630-2024 FSC-klagomål.docx
+++ b/klagomål/A 38630-2024 FSC-klagomål.docx
@@ -1017,7 +1017,7 @@
     <w:r>
       <w:tab/>
       <w:tab/>
-      <w:t>2024-12-08</w:t>
+      <w:t>2024-12-09</w:t>
       <w:br/>
       <w:br/>
     </w:r>

--- a/klagomål/A 38630-2024 FSC-klagomål.docx
+++ b/klagomål/A 38630-2024 FSC-klagomål.docx
@@ -1017,7 +1017,7 @@
     <w:r>
       <w:tab/>
       <w:tab/>
-      <w:t>2024-12-09</w:t>
+      <w:t>2024-12-10</w:t>
       <w:br/>
       <w:br/>
     </w:r>

--- a/klagomål/A 38630-2024 FSC-klagomål.docx
+++ b/klagomål/A 38630-2024 FSC-klagomål.docx
@@ -1017,7 +1017,7 @@
     <w:r>
       <w:tab/>
       <w:tab/>
-      <w:t>2024-12-10</w:t>
+      <w:t>2024-12-11</w:t>
       <w:br/>
       <w:br/>
     </w:r>

--- a/klagomål/A 38630-2024 FSC-klagomål.docx
+++ b/klagomål/A 38630-2024 FSC-klagomål.docx
@@ -1017,7 +1017,7 @@
     <w:r>
       <w:tab/>
       <w:tab/>
-      <w:t>2024-12-11</w:t>
+      <w:t>2024-12-12</w:t>
       <w:br/>
       <w:br/>
     </w:r>

--- a/klagomål/A 38630-2024 FSC-klagomål.docx
+++ b/klagomål/A 38630-2024 FSC-klagomål.docx
@@ -1017,7 +1017,7 @@
     <w:r>
       <w:tab/>
       <w:tab/>
-      <w:t>2024-12-12</w:t>
+      <w:t>2024-12-13</w:t>
       <w:br/>
       <w:br/>
     </w:r>

--- a/klagomål/A 38630-2024 FSC-klagomål.docx
+++ b/klagomål/A 38630-2024 FSC-klagomål.docx
@@ -1017,7 +1017,7 @@
     <w:r>
       <w:tab/>
       <w:tab/>
-      <w:t>2024-12-13</w:t>
+      <w:t>2024-12-14</w:t>
       <w:br/>
       <w:br/>
     </w:r>

--- a/klagomål/A 38630-2024 FSC-klagomål.docx
+++ b/klagomål/A 38630-2024 FSC-klagomål.docx
@@ -1017,7 +1017,7 @@
     <w:r>
       <w:tab/>
       <w:tab/>
-      <w:t>2024-12-14</w:t>
+      <w:t>2024-12-15</w:t>
       <w:br/>
       <w:br/>
     </w:r>

--- a/klagomål/A 38630-2024 FSC-klagomål.docx
+++ b/klagomål/A 38630-2024 FSC-klagomål.docx
@@ -1017,7 +1017,7 @@
     <w:r>
       <w:tab/>
       <w:tab/>
-      <w:t>2024-12-15</w:t>
+      <w:t>2024-12-16</w:t>
       <w:br/>
       <w:br/>
     </w:r>

--- a/klagomål/A 38630-2024 FSC-klagomål.docx
+++ b/klagomål/A 38630-2024 FSC-klagomål.docx
@@ -1017,7 +1017,7 @@
     <w:r>
       <w:tab/>
       <w:tab/>
-      <w:t>2024-12-16</w:t>
+      <w:t>2024-12-17</w:t>
       <w:br/>
       <w:br/>
     </w:r>

--- a/klagomål/A 38630-2024 FSC-klagomål.docx
+++ b/klagomål/A 38630-2024 FSC-klagomål.docx
@@ -1017,7 +1017,7 @@
     <w:r>
       <w:tab/>
       <w:tab/>
-      <w:t>2024-12-17</w:t>
+      <w:t>2024-12-18</w:t>
       <w:br/>
       <w:br/>
     </w:r>

--- a/klagomål/A 38630-2024 FSC-klagomål.docx
+++ b/klagomål/A 38630-2024 FSC-klagomål.docx
@@ -1017,7 +1017,7 @@
     <w:r>
       <w:tab/>
       <w:tab/>
-      <w:t>2024-12-18</w:t>
+      <w:t>2024-12-19</w:t>
       <w:br/>
       <w:br/>
     </w:r>

--- a/klagomål/A 38630-2024 FSC-klagomål.docx
+++ b/klagomål/A 38630-2024 FSC-klagomål.docx
@@ -1017,7 +1017,7 @@
     <w:r>
       <w:tab/>
       <w:tab/>
-      <w:t>2024-12-19</w:t>
+      <w:t>2024-12-20</w:t>
       <w:br/>
       <w:br/>
     </w:r>

--- a/klagomål/A 38630-2024 FSC-klagomål.docx
+++ b/klagomål/A 38630-2024 FSC-klagomål.docx
@@ -1017,7 +1017,7 @@
     <w:r>
       <w:tab/>
       <w:tab/>
-      <w:t>2024-12-20</w:t>
+      <w:t>2024-12-22</w:t>
       <w:br/>
       <w:br/>
     </w:r>

--- a/klagomål/A 38630-2024 FSC-klagomål.docx
+++ b/klagomål/A 38630-2024 FSC-klagomål.docx
@@ -1017,7 +1017,7 @@
     <w:r>
       <w:tab/>
       <w:tab/>
-      <w:t>2024-12-22</w:t>
+      <w:t>2024-12-23</w:t>
       <w:br/>
       <w:br/>
     </w:r>

--- a/klagomål/A 38630-2024 FSC-klagomål.docx
+++ b/klagomål/A 38630-2024 FSC-klagomål.docx
@@ -1017,7 +1017,7 @@
     <w:r>
       <w:tab/>
       <w:tab/>
-      <w:t>2024-12-23</w:t>
+      <w:t>2024-12-24</w:t>
       <w:br/>
       <w:br/>
     </w:r>

--- a/klagomål/A 38630-2024 FSC-klagomål.docx
+++ b/klagomål/A 38630-2024 FSC-klagomål.docx
@@ -1017,7 +1017,7 @@
     <w:r>
       <w:tab/>
       <w:tab/>
-      <w:t>2024-12-31</w:t>
+      <w:t>2025-01-01</w:t>
       <w:br/>
       <w:br/>
     </w:r>

--- a/klagomål/A 38630-2024 FSC-klagomål.docx
+++ b/klagomål/A 38630-2024 FSC-klagomål.docx
@@ -1017,7 +1017,7 @@
     <w:r>
       <w:tab/>
       <w:tab/>
-      <w:t>2025-01-01</w:t>
+      <w:t>2025-01-02</w:t>
       <w:br/>
       <w:br/>
     </w:r>

--- a/klagomål/A 38630-2024 FSC-klagomål.docx
+++ b/klagomål/A 38630-2024 FSC-klagomål.docx
@@ -1017,7 +1017,7 @@
     <w:r>
       <w:tab/>
       <w:tab/>
-      <w:t>2025-01-02</w:t>
+      <w:t>2025-01-03</w:t>
       <w:br/>
       <w:br/>
     </w:r>

--- a/klagomål/A 38630-2024 FSC-klagomål.docx
+++ b/klagomål/A 38630-2024 FSC-klagomål.docx
@@ -1017,7 +1017,7 @@
     <w:r>
       <w:tab/>
       <w:tab/>
-      <w:t>2025-01-30</w:t>
+      <w:t>2025-01-31</w:t>
       <w:br/>
       <w:br/>
     </w:r>

--- a/klagomål/A 38630-2024 FSC-klagomål.docx
+++ b/klagomål/A 38630-2024 FSC-klagomål.docx
@@ -1017,7 +1017,7 @@
     <w:r>
       <w:tab/>
       <w:tab/>
-      <w:t>2025-03-02</w:t>
+      <w:t>2025-03-03</w:t>
       <w:br/>
       <w:br/>
     </w:r>

--- a/klagomål/A 38630-2024 FSC-klagomål.docx
+++ b/klagomål/A 38630-2024 FSC-klagomål.docx
@@ -1017,7 +1017,7 @@
     <w:r>
       <w:tab/>
       <w:tab/>
-      <w:t>2025-03-03</w:t>
+      <w:t>2025-03-04</w:t>
       <w:br/>
       <w:br/>
     </w:r>

--- a/klagomål/A 38630-2024 FSC-klagomål.docx
+++ b/klagomål/A 38630-2024 FSC-klagomål.docx
@@ -1017,7 +1017,7 @@
     <w:r>
       <w:tab/>
       <w:tab/>
-      <w:t>2025-03-04</w:t>
+      <w:t>2025-03-05</w:t>
       <w:br/>
       <w:br/>
     </w:r>

--- a/klagomål/A 38630-2024 FSC-klagomål.docx
+++ b/klagomål/A 38630-2024 FSC-klagomål.docx
@@ -1017,7 +1017,7 @@
     <w:r>
       <w:tab/>
       <w:tab/>
-      <w:t>2025-03-05</w:t>
+      <w:t>2025-03-06</w:t>
       <w:br/>
       <w:br/>
     </w:r>

--- a/klagomål/A 38630-2024 FSC-klagomål.docx
+++ b/klagomål/A 38630-2024 FSC-klagomål.docx
@@ -1017,7 +1017,7 @@
     <w:r>
       <w:tab/>
       <w:tab/>
-      <w:t>2025-03-06</w:t>
+      <w:t>2025-03-07</w:t>
       <w:br/>
       <w:br/>
     </w:r>

--- a/klagomål/A 38630-2024 FSC-klagomål.docx
+++ b/klagomål/A 38630-2024 FSC-klagomål.docx
@@ -1017,7 +1017,7 @@
     <w:r>
       <w:tab/>
       <w:tab/>
-      <w:t>2025-03-07</w:t>
+      <w:t>2025-03-08</w:t>
       <w:br/>
       <w:br/>
     </w:r>

--- a/klagomål/A 38630-2024 FSC-klagomål.docx
+++ b/klagomål/A 38630-2024 FSC-klagomål.docx
@@ -1017,7 +1017,7 @@
     <w:r>
       <w:tab/>
       <w:tab/>
-      <w:t>2025-03-08</w:t>
+      <w:t>2025-03-09</w:t>
       <w:br/>
       <w:br/>
     </w:r>

--- a/klagomål/A 38630-2024 FSC-klagomål.docx
+++ b/klagomål/A 38630-2024 FSC-klagomål.docx
@@ -1017,7 +1017,7 @@
     <w:r>
       <w:tab/>
       <w:tab/>
-      <w:t>2025-03-09</w:t>
+      <w:t>2025-03-10</w:t>
       <w:br/>
       <w:br/>
     </w:r>

--- a/klagomål/A 38630-2024 FSC-klagomål.docx
+++ b/klagomål/A 38630-2024 FSC-klagomål.docx
@@ -1017,7 +1017,7 @@
     <w:r>
       <w:tab/>
       <w:tab/>
-      <w:t>2025-03-10</w:t>
+      <w:t>2025-03-11</w:t>
       <w:br/>
       <w:br/>
     </w:r>

--- a/klagomål/A 38630-2024 FSC-klagomål.docx
+++ b/klagomål/A 38630-2024 FSC-klagomål.docx
@@ -1017,7 +1017,7 @@
     <w:r>
       <w:tab/>
       <w:tab/>
-      <w:t>2025-03-11</w:t>
+      <w:t>2025-03-12</w:t>
       <w:br/>
       <w:br/>
     </w:r>

--- a/klagomål/A 38630-2024 FSC-klagomål.docx
+++ b/klagomål/A 38630-2024 FSC-klagomål.docx
@@ -1017,7 +1017,7 @@
     <w:r>
       <w:tab/>
       <w:tab/>
-      <w:t>2025-03-12</w:t>
+      <w:t>2025-03-13</w:t>
       <w:br/>
       <w:br/>
     </w:r>

--- a/klagomål/A 38630-2024 FSC-klagomål.docx
+++ b/klagomål/A 38630-2024 FSC-klagomål.docx
@@ -1017,7 +1017,7 @@
     <w:r>
       <w:tab/>
       <w:tab/>
-      <w:t>2025-03-13</w:t>
+      <w:t>2025-03-14</w:t>
       <w:br/>
       <w:br/>
     </w:r>

--- a/klagomål/A 38630-2024 FSC-klagomål.docx
+++ b/klagomål/A 38630-2024 FSC-klagomål.docx
@@ -1017,7 +1017,7 @@
     <w:r>
       <w:tab/>
       <w:tab/>
-      <w:t>2025-03-14</w:t>
+      <w:t>2025-03-15</w:t>
       <w:br/>
       <w:br/>
     </w:r>

--- a/klagomål/A 38630-2024 FSC-klagomål.docx
+++ b/klagomål/A 38630-2024 FSC-klagomål.docx
@@ -1017,7 +1017,7 @@
     <w:r>
       <w:tab/>
       <w:tab/>
-      <w:t>2025-03-15</w:t>
+      <w:t>2025-03-16</w:t>
       <w:br/>
       <w:br/>
     </w:r>

--- a/klagomål/A 38630-2024 FSC-klagomål.docx
+++ b/klagomål/A 38630-2024 FSC-klagomål.docx
@@ -1017,7 +1017,7 @@
     <w:r>
       <w:tab/>
       <w:tab/>
-      <w:t>2025-03-16</w:t>
+      <w:t>2025-03-17</w:t>
       <w:br/>
       <w:br/>
     </w:r>

--- a/klagomål/A 38630-2024 FSC-klagomål.docx
+++ b/klagomål/A 38630-2024 FSC-klagomål.docx
@@ -1017,7 +1017,7 @@
     <w:r>
       <w:tab/>
       <w:tab/>
-      <w:t>2025-03-17</w:t>
+      <w:t>2025-03-18</w:t>
       <w:br/>
       <w:br/>
     </w:r>

--- a/klagomål/A 38630-2024 FSC-klagomål.docx
+++ b/klagomål/A 38630-2024 FSC-klagomål.docx
@@ -1017,7 +1017,7 @@
     <w:r>
       <w:tab/>
       <w:tab/>
-      <w:t>2025-03-18</w:t>
+      <w:t>2025-03-19</w:t>
       <w:br/>
       <w:br/>
     </w:r>

--- a/klagomål/A 38630-2024 FSC-klagomål.docx
+++ b/klagomål/A 38630-2024 FSC-klagomål.docx
@@ -1017,7 +1017,7 @@
     <w:r>
       <w:tab/>
       <w:tab/>
-      <w:t>2025-03-19</w:t>
+      <w:t>2025-03-20</w:t>
       <w:br/>
       <w:br/>
     </w:r>

--- a/klagomål/A 38630-2024 FSC-klagomål.docx
+++ b/klagomål/A 38630-2024 FSC-klagomål.docx
@@ -1017,7 +1017,7 @@
     <w:r>
       <w:tab/>
       <w:tab/>
-      <w:t>2025-03-20</w:t>
+      <w:t>2025-03-21</w:t>
       <w:br/>
       <w:br/>
     </w:r>

--- a/klagomål/A 38630-2024 FSC-klagomål.docx
+++ b/klagomål/A 38630-2024 FSC-klagomål.docx
@@ -1017,7 +1017,7 @@
     <w:r>
       <w:tab/>
       <w:tab/>
-      <w:t>2025-03-21</w:t>
+      <w:t>2025-03-22</w:t>
       <w:br/>
       <w:br/>
     </w:r>

--- a/klagomål/A 38630-2024 FSC-klagomål.docx
+++ b/klagomål/A 38630-2024 FSC-klagomål.docx
@@ -1017,7 +1017,7 @@
     <w:r>
       <w:tab/>
       <w:tab/>
-      <w:t>2025-03-22</w:t>
+      <w:t>2025-03-23</w:t>
       <w:br/>
       <w:br/>
     </w:r>

--- a/klagomål/A 38630-2024 FSC-klagomål.docx
+++ b/klagomål/A 38630-2024 FSC-klagomål.docx
@@ -1017,7 +1017,7 @@
     <w:r>
       <w:tab/>
       <w:tab/>
-      <w:t>2025-03-23</w:t>
+      <w:t>2025-03-24</w:t>
       <w:br/>
       <w:br/>
     </w:r>

--- a/klagomål/A 38630-2024 FSC-klagomål.docx
+++ b/klagomål/A 38630-2024 FSC-klagomål.docx
@@ -1017,7 +1017,7 @@
     <w:r>
       <w:tab/>
       <w:tab/>
-      <w:t>2025-03-24</w:t>
+      <w:t>2025-03-25</w:t>
       <w:br/>
       <w:br/>
     </w:r>

--- a/klagomål/A 38630-2024 FSC-klagomål.docx
+++ b/klagomål/A 38630-2024 FSC-klagomål.docx
@@ -1017,7 +1017,7 @@
     <w:r>
       <w:tab/>
       <w:tab/>
-      <w:t>2025-03-25</w:t>
+      <w:t>2025-03-26</w:t>
       <w:br/>
       <w:br/>
     </w:r>

--- a/klagomål/A 38630-2024 FSC-klagomål.docx
+++ b/klagomål/A 38630-2024 FSC-klagomål.docx
@@ -1017,7 +1017,7 @@
     <w:r>
       <w:tab/>
       <w:tab/>
-      <w:t>2025-03-26</w:t>
+      <w:t>2025-03-27</w:t>
       <w:br/>
       <w:br/>
     </w:r>

--- a/klagomål/A 38630-2024 FSC-klagomål.docx
+++ b/klagomål/A 38630-2024 FSC-klagomål.docx
@@ -1017,7 +1017,7 @@
     <w:r>
       <w:tab/>
       <w:tab/>
-      <w:t>2025-03-27</w:t>
+      <w:t>2025-03-28</w:t>
       <w:br/>
       <w:br/>
     </w:r>

--- a/klagomål/A 38630-2024 FSC-klagomål.docx
+++ b/klagomål/A 38630-2024 FSC-klagomål.docx
@@ -1017,7 +1017,7 @@
     <w:r>
       <w:tab/>
       <w:tab/>
-      <w:t>2025-03-28</w:t>
+      <w:t>2025-03-29</w:t>
       <w:br/>
       <w:br/>
     </w:r>

--- a/klagomål/A 38630-2024 FSC-klagomål.docx
+++ b/klagomål/A 38630-2024 FSC-klagomål.docx
@@ -1017,7 +1017,7 @@
     <w:r>
       <w:tab/>
       <w:tab/>
-      <w:t>2025-04-02</w:t>
+      <w:t>2025-04-03</w:t>
       <w:br/>
       <w:br/>
     </w:r>

--- a/klagomål/A 38630-2024 FSC-klagomål.docx
+++ b/klagomål/A 38630-2024 FSC-klagomål.docx
@@ -1017,7 +1017,7 @@
     <w:r>
       <w:tab/>
       <w:tab/>
-      <w:t>2025-04-03</w:t>
+      <w:t>2025-04-05</w:t>
       <w:br/>
       <w:br/>
     </w:r>

--- a/klagomål/A 38630-2024 FSC-klagomål.docx
+++ b/klagomål/A 38630-2024 FSC-klagomål.docx
@@ -1017,7 +1017,7 @@
     <w:r>
       <w:tab/>
       <w:tab/>
-      <w:t>2025-04-05</w:t>
+      <w:t>2025-04-06</w:t>
       <w:br/>
       <w:br/>
     </w:r>

--- a/klagomål/A 38630-2024 FSC-klagomål.docx
+++ b/klagomål/A 38630-2024 FSC-klagomål.docx
@@ -1017,7 +1017,7 @@
     <w:r>
       <w:tab/>
       <w:tab/>
-      <w:t>2025-04-06</w:t>
+      <w:t>2025-04-07</w:t>
       <w:br/>
       <w:br/>
     </w:r>

--- a/klagomål/A 38630-2024 FSC-klagomål.docx
+++ b/klagomål/A 38630-2024 FSC-klagomål.docx
@@ -1017,7 +1017,7 @@
     <w:r>
       <w:tab/>
       <w:tab/>
-      <w:t>2025-04-07</w:t>
+      <w:t>2025-04-08</w:t>
       <w:br/>
       <w:br/>
     </w:r>

--- a/klagomål/A 38630-2024 FSC-klagomål.docx
+++ b/klagomål/A 38630-2024 FSC-klagomål.docx
@@ -1017,7 +1017,7 @@
     <w:r>
       <w:tab/>
       <w:tab/>
-      <w:t>2025-04-08</w:t>
+      <w:t>2025-04-09</w:t>
       <w:br/>
       <w:br/>
     </w:r>

--- a/klagomål/A 38630-2024 FSC-klagomål.docx
+++ b/klagomål/A 38630-2024 FSC-klagomål.docx
@@ -616,7 +616,7 @@
     </w:p>
     <w:p>
       <w:r>
-        <w:t xml:space="preserve">Talltita är rödlistad som NT, fridlyst och prioriterad art i Skogsvårdslagen. Den omfattas av EU:s fågeldirektiv. Arten har minskat kraftigt de senaste 30 åren och minskningstakten innevarande 10-årsperiod beräknas till 20 (10–30) % (SLU Artdatabanken, 2022). </w:t>
+        <w:t>Talltita är rödlistad som NT, fridlyst och prioriterad art i Skogsvårdslagen. Den omfattas av EU:s fågeldirektiv. Arten har minskat kraftigt de senaste 30 åren och minskningstakten innevarande 10-årsperiod beräknas till 20 (10–30) % (SLU Artdatabanken, 2022).</w:t>
       </w:r>
     </w:p>
     <w:p>
@@ -653,7 +653,7 @@
         <w:t xml:space="preserve">Differential demographic responses of sympatric Parids to vegetation management in boreal forest. </w:t>
       </w:r>
       <w:r>
-        <w:t xml:space="preserve">For. Ecol. Manage. 319, 169–175. </w:t>
+        <w:t>For. Ecol. Manage. 319, 169–175.</w:t>
       </w:r>
     </w:p>
     <w:p>
@@ -667,7 +667,7 @@
         <w:t xml:space="preserve">Coherence, composition and territories of winter social groups of the Willow Tit Parus montanus and the Crested Tit P. cristatus. </w:t>
       </w:r>
       <w:r>
-        <w:t xml:space="preserve">Ornis Scandinavica, 10, pp 56–68 </w:t>
+        <w:t>Ornis Scandinavica, 10, pp 56–68</w:t>
       </w:r>
     </w:p>
     <w:p>
@@ -681,7 +681,7 @@
         <w:t xml:space="preserve">Impact of forestry practices on fitness correlates and population productivity in an open-nesting bird species. </w:t>
       </w:r>
       <w:r>
-        <w:t xml:space="preserve">Conserv. Biol. 21, 767–774. https://doi.org/10.1111/j.1523- 1739.2007.00675.x </w:t>
+        <w:t>Conserv. Biol. 21, 767–774. https://doi.org/10.1111/j.1523- 1739.2007.00675.x</w:t>
       </w:r>
     </w:p>
     <w:p>
@@ -761,7 +761,7 @@
     </w:p>
     <w:p>
       <w:r>
-        <w:t xml:space="preserve">Permanenta revir av tretåig hackspett karaktäriseras ofta av artens typiska ringformigt ordnade hackmärken på framför allt gamla granar. För att säkerställa att inte revir av tretåig hackspett drabbas av avverkningsplanerna bör en inventering göras i området både under häckningstid och under vintern, då arten utnyttjar betydligt större områden än under sommarens häckningsrevir. Storleken på häckningsreviret varierar med skogstypen, förekomsten av död ved och graden av fragmentering, men är i allmänhet i storleksordningen 25–100 hektar. </w:t>
+        <w:t>Permanenta revir av tretåig hackspett karaktäriseras ofta av artens typiska ringformigt ordnade hackmärken på framför allt gamla granar. För att säkerställa att inte revir av tretåig hackspett drabbas av avverkningsplanerna bör en inventering göras i området både under häckningstid och under vintern, då arten utnyttjar betydligt större områden än under sommarens häckningsrevir. Storleken på häckningsreviret varierar med skogstypen, förekomsten av död ved och graden av fragmentering, men är i allmänhet i storleksordningen 25–100 hektar.</w:t>
       </w:r>
     </w:p>
     <w:p>
@@ -1017,7 +1017,7 @@
     <w:r>
       <w:tab/>
       <w:tab/>
-      <w:t>2025-04-09</w:t>
+      <w:t>2025-04-10</w:t>
       <w:br/>
       <w:br/>
     </w:r>

--- a/klagomål/A 38630-2024 FSC-klagomål.docx
+++ b/klagomål/A 38630-2024 FSC-klagomål.docx
@@ -1017,7 +1017,7 @@
     <w:r>
       <w:tab/>
       <w:tab/>
-      <w:t>2025-04-10</w:t>
+      <w:t>2025-04-11</w:t>
       <w:br/>
       <w:br/>
     </w:r>

--- a/klagomål/A 38630-2024 FSC-klagomål.docx
+++ b/klagomål/A 38630-2024 FSC-klagomål.docx
@@ -1017,7 +1017,7 @@
     <w:r>
       <w:tab/>
       <w:tab/>
-      <w:t>2025-04-11</w:t>
+      <w:t>2025-04-12</w:t>
       <w:br/>
       <w:br/>
     </w:r>

--- a/klagomål/A 38630-2024 FSC-klagomål.docx
+++ b/klagomål/A 38630-2024 FSC-klagomål.docx
@@ -1017,7 +1017,7 @@
     <w:r>
       <w:tab/>
       <w:tab/>
-      <w:t>2025-04-12</w:t>
+      <w:t>2025-04-13</w:t>
       <w:br/>
       <w:br/>
     </w:r>

--- a/klagomål/A 38630-2024 FSC-klagomål.docx
+++ b/klagomål/A 38630-2024 FSC-klagomål.docx
@@ -292,7 +292,7 @@
         <w:t>Tretåig hackspett (NT, §4)</w:t>
       </w:r>
       <w:r>
-        <w:t xml:space="preserve"> är rödlistad som nära hotad och ingår i bilaga 1 i EU:s fågeldirektiv. Tretåig hackspett är för sin överlevnad beroende av kontinuerlig tillförsel av äldre döende och död ved, som sker genom naturliga självgallringsprocesser i äldre grannaturskogar och barrblandade naturskogar. Om en skog genom skogsbruk gallras eller glesas ur så upphör och uteblir i stort sett den naturliga självgallringsprocessen för mycket lång tid framöver vilket omöjliggör upprätthållandet av den kontinuerliga ekologiska funktionen i ett område. Det finns studier som visar att naturskogens självgallringsprocess som den tretåiga hackspetten är beroende av, inte kan ersättas med efterlämnad hänsyn i skogsbruket (Imbeau &amp; Desrochers, 2002). Storleken på häckningsreviret varierar med skogstypen, förekomsten av död ved och graden av fragmentering, men är i allmänhet i storleksordningen 25–100 hektar. Vintertid krävs ofta betydligt större områden och det finns studier som antyder att arten behöver minst 100 hektar äldre skog. I områden med låg bonitet kan det behövas över 200 hektar lämpligt habitat för att ett par ska kunna reproducera sig (Skogsstyrelsen, 2016).</w:t>
+        <w:t xml:space="preserve"> är rödlistad som nära hotad och ingår i bilaga 1 i EU:s fågeldirektiv. Tretåig hackspett är för sin överlevnad beroende av kontinuerlig tillförsel av äldre döende och död ved, som sker genom naturliga självgallringsprocesser i äldre grannaturskogar och barrblandade naturskogar. Om en skog genom skogsbruk gallras eller glesas ur så upphör och uteblir i stort sett den naturliga självgallringsprocessen för mycket lång tid framöver vilket omöjliggör upprätthållandet av den kontinuerliga ekologiska funktionen i ett område. Det finns studier som visar att naturskogens självgallringsprocess som den tretåiga hackspetten är beroende av, inte kan ersättas med efterlämnad hänsyn i skogsbruket (Imbeau &amp; Desrochers, 2002). Storleken på häckningsreviret varierar med skogstypen, förekomsten av död ved och graden av fragmentering, men är i allmänhet i storleksordningen 25–100 hektar. Vintertid krävs ofta betydligt större områden och det finns studier som antyder att arten behöver minst 100 hektar äldre skog. I områden med låg bonitet kan det behövas över 200 hektar lämpligt habitat för att ett par ska kunna reproducera sig. Områden med dokumenterad permanent förekomst i naturskogsmiljöer har vanligen så stora naturvärden att skogsbruk är olämpligt (Skogsstyrelsen, 2016).</w:t>
       </w:r>
     </w:p>
     <w:p>
@@ -1017,7 +1017,7 @@
     <w:r>
       <w:tab/>
       <w:tab/>
-      <w:t>2025-04-13</w:t>
+      <w:t>2025-04-14</w:t>
       <w:br/>
       <w:br/>
     </w:r>

--- a/klagomål/A 38630-2024 FSC-klagomål.docx
+++ b/klagomål/A 38630-2024 FSC-klagomål.docx
@@ -1017,7 +1017,7 @@
     <w:r>
       <w:tab/>
       <w:tab/>
-      <w:t>2025-04-14</w:t>
+      <w:t>2025-04-15</w:t>
       <w:br/>
       <w:br/>
     </w:r>

--- a/klagomål/A 38630-2024 FSC-klagomål.docx
+++ b/klagomål/A 38630-2024 FSC-klagomål.docx
@@ -1017,7 +1017,7 @@
     <w:r>
       <w:tab/>
       <w:tab/>
-      <w:t>2025-04-15</w:t>
+      <w:t>2025-04-16</w:t>
       <w:br/>
       <w:br/>
     </w:r>

--- a/klagomål/A 38630-2024 FSC-klagomål.docx
+++ b/klagomål/A 38630-2024 FSC-klagomål.docx
@@ -1017,7 +1017,7 @@
     <w:r>
       <w:tab/>
       <w:tab/>
-      <w:t>2025-04-16</w:t>
+      <w:t>2025-04-17</w:t>
       <w:br/>
       <w:br/>
     </w:r>

--- a/klagomål/A 38630-2024 FSC-klagomål.docx
+++ b/klagomål/A 38630-2024 FSC-klagomål.docx
@@ -1017,7 +1017,7 @@
     <w:r>
       <w:tab/>
       <w:tab/>
-      <w:t>2025-04-17</w:t>
+      <w:t>2025-04-18</w:t>
       <w:br/>
       <w:br/>
     </w:r>

--- a/klagomål/A 38630-2024 FSC-klagomål.docx
+++ b/klagomål/A 38630-2024 FSC-klagomål.docx
@@ -1017,7 +1017,7 @@
     <w:r>
       <w:tab/>
       <w:tab/>
-      <w:t>2025-04-18</w:t>
+      <w:t>2025-04-19</w:t>
       <w:br/>
       <w:br/>
     </w:r>

--- a/klagomål/A 38630-2024 FSC-klagomål.docx
+++ b/klagomål/A 38630-2024 FSC-klagomål.docx
@@ -1017,7 +1017,7 @@
     <w:r>
       <w:tab/>
       <w:tab/>
-      <w:t>2025-05-03</w:t>
+      <w:t>2025-05-04</w:t>
       <w:br/>
       <w:br/>
     </w:r>

--- a/klagomål/A 38630-2024 FSC-klagomål.docx
+++ b/klagomål/A 38630-2024 FSC-klagomål.docx
@@ -1017,7 +1017,7 @@
     <w:r>
       <w:tab/>
       <w:tab/>
-      <w:t>2025-05-04</w:t>
+      <w:t>2025-05-06</w:t>
       <w:br/>
       <w:br/>
     </w:r>

--- a/klagomål/A 38630-2024 FSC-klagomål.docx
+++ b/klagomål/A 38630-2024 FSC-klagomål.docx
@@ -1017,7 +1017,7 @@
     <w:r>
       <w:tab/>
       <w:tab/>
-      <w:t>2025-05-06</w:t>
+      <w:t>2025-05-07</w:t>
       <w:br/>
       <w:br/>
     </w:r>

--- a/klagomål/A 38630-2024 FSC-klagomål.docx
+++ b/klagomål/A 38630-2024 FSC-klagomål.docx
@@ -1017,7 +1017,7 @@
     <w:r>
       <w:tab/>
       <w:tab/>
-      <w:t>2025-05-07</w:t>
+      <w:t>2025-05-08</w:t>
       <w:br/>
       <w:br/>
     </w:r>

--- a/klagomål/A 38630-2024 FSC-klagomål.docx
+++ b/klagomål/A 38630-2024 FSC-klagomål.docx
@@ -1017,7 +1017,7 @@
     <w:r>
       <w:tab/>
       <w:tab/>
-      <w:t>2025-05-08</w:t>
+      <w:t>2025-05-09</w:t>
       <w:br/>
       <w:br/>
     </w:r>

--- a/klagomål/A 38630-2024 FSC-klagomål.docx
+++ b/klagomål/A 38630-2024 FSC-klagomål.docx
@@ -1017,7 +1017,7 @@
     <w:r>
       <w:tab/>
       <w:tab/>
-      <w:t>2025-05-09</w:t>
+      <w:t>2025-05-10</w:t>
       <w:br/>
       <w:br/>
     </w:r>

--- a/klagomål/A 38630-2024 FSC-klagomål.docx
+++ b/klagomål/A 38630-2024 FSC-klagomål.docx
@@ -1017,7 +1017,7 @@
     <w:r>
       <w:tab/>
       <w:tab/>
-      <w:t>2025-05-10</w:t>
+      <w:t>2025-05-11</w:t>
       <w:br/>
       <w:br/>
     </w:r>

--- a/klagomål/A 38630-2024 FSC-klagomål.docx
+++ b/klagomål/A 38630-2024 FSC-klagomål.docx
@@ -1017,7 +1017,7 @@
     <w:r>
       <w:tab/>
       <w:tab/>
-      <w:t>2025-05-11</w:t>
+      <w:t>2025-05-12</w:t>
       <w:br/>
       <w:br/>
     </w:r>

--- a/klagomål/A 38630-2024 FSC-klagomål.docx
+++ b/klagomål/A 38630-2024 FSC-klagomål.docx
@@ -1017,7 +1017,7 @@
     <w:r>
       <w:tab/>
       <w:tab/>
-      <w:t>2025-05-12</w:t>
+      <w:t>2025-05-13</w:t>
       <w:br/>
       <w:br/>
     </w:r>

--- a/klagomål/A 38630-2024 FSC-klagomål.docx
+++ b/klagomål/A 38630-2024 FSC-klagomål.docx
@@ -1017,7 +1017,7 @@
     <w:r>
       <w:tab/>
       <w:tab/>
-      <w:t>2025-05-13</w:t>
+      <w:t>2025-05-14</w:t>
       <w:br/>
       <w:br/>
     </w:r>

--- a/klagomål/A 38630-2024 FSC-klagomål.docx
+++ b/klagomål/A 38630-2024 FSC-klagomål.docx
@@ -1017,7 +1017,7 @@
     <w:r>
       <w:tab/>
       <w:tab/>
-      <w:t>2025-05-14</w:t>
+      <w:t>2025-05-15</w:t>
       <w:br/>
       <w:br/>
     </w:r>

--- a/klagomål/A 38630-2024 FSC-klagomål.docx
+++ b/klagomål/A 38630-2024 FSC-klagomål.docx
@@ -1017,7 +1017,7 @@
     <w:r>
       <w:tab/>
       <w:tab/>
-      <w:t>2025-05-15</w:t>
+      <w:t>2025-05-16</w:t>
       <w:br/>
       <w:br/>
     </w:r>

--- a/klagomål/A 38630-2024 FSC-klagomål.docx
+++ b/klagomål/A 38630-2024 FSC-klagomål.docx
@@ -1017,7 +1017,7 @@
     <w:r>
       <w:tab/>
       <w:tab/>
-      <w:t>2025-05-16</w:t>
+      <w:t>2025-05-17</w:t>
       <w:br/>
       <w:br/>
     </w:r>

--- a/klagomål/A 38630-2024 FSC-klagomål.docx
+++ b/klagomål/A 38630-2024 FSC-klagomål.docx
@@ -1017,7 +1017,7 @@
     <w:r>
       <w:tab/>
       <w:tab/>
-      <w:t>2025-05-17</w:t>
+      <w:t>2025-05-18</w:t>
       <w:br/>
       <w:br/>
     </w:r>

--- a/klagomål/A 38630-2024 FSC-klagomål.docx
+++ b/klagomål/A 38630-2024 FSC-klagomål.docx
@@ -1017,7 +1017,7 @@
     <w:r>
       <w:tab/>
       <w:tab/>
-      <w:t>2025-05-18</w:t>
+      <w:t>2025-05-19</w:t>
       <w:br/>
       <w:br/>
     </w:r>

--- a/klagomål/A 38630-2024 FSC-klagomål.docx
+++ b/klagomål/A 38630-2024 FSC-klagomål.docx
@@ -1017,7 +1017,7 @@
     <w:r>
       <w:tab/>
       <w:tab/>
-      <w:t>2025-05-19</w:t>
+      <w:t>2025-05-20</w:t>
       <w:br/>
       <w:br/>
     </w:r>

--- a/klagomål/A 38630-2024 FSC-klagomål.docx
+++ b/klagomål/A 38630-2024 FSC-klagomål.docx
@@ -1017,7 +1017,7 @@
     <w:r>
       <w:tab/>
       <w:tab/>
-      <w:t>2025-05-20</w:t>
+      <w:t>2025-05-21</w:t>
       <w:br/>
       <w:br/>
     </w:r>

--- a/klagomål/A 38630-2024 FSC-klagomål.docx
+++ b/klagomål/A 38630-2024 FSC-klagomål.docx
@@ -1017,7 +1017,7 @@
     <w:r>
       <w:tab/>
       <w:tab/>
-      <w:t>2025-05-21</w:t>
+      <w:t>2025-05-22</w:t>
       <w:br/>
       <w:br/>
     </w:r>

--- a/klagomål/A 38630-2024 FSC-klagomål.docx
+++ b/klagomål/A 38630-2024 FSC-klagomål.docx
@@ -1017,7 +1017,7 @@
     <w:r>
       <w:tab/>
       <w:tab/>
-      <w:t>2025-05-22</w:t>
+      <w:t>2025-05-23</w:t>
       <w:br/>
       <w:br/>
     </w:r>

--- a/klagomål/A 38630-2024 FSC-klagomål.docx
+++ b/klagomål/A 38630-2024 FSC-klagomål.docx
@@ -1017,7 +1017,7 @@
     <w:r>
       <w:tab/>
       <w:tab/>
-      <w:t>2025-05-23</w:t>
+      <w:t>2025-05-24</w:t>
       <w:br/>
       <w:br/>
     </w:r>

--- a/klagomål/A 38630-2024 FSC-klagomål.docx
+++ b/klagomål/A 38630-2024 FSC-klagomål.docx
@@ -1017,7 +1017,7 @@
     <w:r>
       <w:tab/>
       <w:tab/>
-      <w:t>2025-05-24</w:t>
+      <w:t>2025-05-25</w:t>
       <w:br/>
       <w:br/>
     </w:r>

--- a/klagomål/A 38630-2024 FSC-klagomål.docx
+++ b/klagomål/A 38630-2024 FSC-klagomål.docx
@@ -1017,7 +1017,7 @@
     <w:r>
       <w:tab/>
       <w:tab/>
-      <w:t>2025-05-25</w:t>
+      <w:t>2025-05-26</w:t>
       <w:br/>
       <w:br/>
     </w:r>

--- a/klagomål/A 38630-2024 FSC-klagomål.docx
+++ b/klagomål/A 38630-2024 FSC-klagomål.docx
@@ -1017,7 +1017,7 @@
     <w:r>
       <w:tab/>
       <w:tab/>
-      <w:t>2025-05-26</w:t>
+      <w:t>2025-05-27</w:t>
       <w:br/>
       <w:br/>
     </w:r>

--- a/klagomål/A 38630-2024 FSC-klagomål.docx
+++ b/klagomål/A 38630-2024 FSC-klagomål.docx
@@ -1017,7 +1017,7 @@
     <w:r>
       <w:tab/>
       <w:tab/>
-      <w:t>2025-05-27</w:t>
+      <w:t>2025-05-30</w:t>
       <w:br/>
       <w:br/>
     </w:r>

--- a/klagomål/A 38630-2024 FSC-klagomål.docx
+++ b/klagomål/A 38630-2024 FSC-klagomål.docx
@@ -1017,7 +1017,7 @@
     <w:r>
       <w:tab/>
       <w:tab/>
-      <w:t>2025-05-30</w:t>
+      <w:t>2025-06-01</w:t>
       <w:br/>
       <w:br/>
     </w:r>

--- a/klagomål/A 38630-2024 FSC-klagomål.docx
+++ b/klagomål/A 38630-2024 FSC-klagomål.docx
@@ -1017,7 +1017,7 @@
     <w:r>
       <w:tab/>
       <w:tab/>
-      <w:t>2025-06-01</w:t>
+      <w:t>2025-06-02</w:t>
       <w:br/>
       <w:br/>
     </w:r>

--- a/klagomål/A 38630-2024 FSC-klagomål.docx
+++ b/klagomål/A 38630-2024 FSC-klagomål.docx
@@ -1017,7 +1017,7 @@
     <w:r>
       <w:tab/>
       <w:tab/>
-      <w:t>2025-06-02</w:t>
+      <w:t>2025-06-03</w:t>
       <w:br/>
       <w:br/>
     </w:r>

--- a/klagomål/A 38630-2024 FSC-klagomål.docx
+++ b/klagomål/A 38630-2024 FSC-klagomål.docx
@@ -1017,7 +1017,7 @@
     <w:r>
       <w:tab/>
       <w:tab/>
-      <w:t>2025-06-03</w:t>
+      <w:t>2025-06-04</w:t>
       <w:br/>
       <w:br/>
     </w:r>

--- a/klagomål/A 38630-2024 FSC-klagomål.docx
+++ b/klagomål/A 38630-2024 FSC-klagomål.docx
@@ -1017,7 +1017,7 @@
     <w:r>
       <w:tab/>
       <w:tab/>
-      <w:t>2025-06-04</w:t>
+      <w:t>2025-06-05</w:t>
       <w:br/>
       <w:br/>
     </w:r>

--- a/klagomål/A 38630-2024 FSC-klagomål.docx
+++ b/klagomål/A 38630-2024 FSC-klagomål.docx
@@ -1017,7 +1017,7 @@
     <w:r>
       <w:tab/>
       <w:tab/>
-      <w:t>2025-06-13</w:t>
+      <w:t>2025-06-15</w:t>
       <w:br/>
       <w:br/>
     </w:r>

--- a/klagomål/A 38630-2024 FSC-klagomål.docx
+++ b/klagomål/A 38630-2024 FSC-klagomål.docx
@@ -1017,7 +1017,7 @@
     <w:r>
       <w:tab/>
       <w:tab/>
-      <w:t>2025-06-15</w:t>
+      <w:t>2025-06-16</w:t>
       <w:br/>
       <w:br/>
     </w:r>

--- a/klagomål/A 38630-2024 FSC-klagomål.docx
+++ b/klagomål/A 38630-2024 FSC-klagomål.docx
@@ -1017,7 +1017,7 @@
     <w:r>
       <w:tab/>
       <w:tab/>
-      <w:t>2025-06-16</w:t>
+      <w:t>2025-06-17</w:t>
       <w:br/>
       <w:br/>
     </w:r>

--- a/klagomål/A 38630-2024 FSC-klagomål.docx
+++ b/klagomål/A 38630-2024 FSC-klagomål.docx
@@ -1017,7 +1017,7 @@
     <w:r>
       <w:tab/>
       <w:tab/>
-      <w:t>2025-06-17</w:t>
+      <w:t>2025-06-18</w:t>
       <w:br/>
       <w:br/>
     </w:r>

--- a/klagomål/A 38630-2024 FSC-klagomål.docx
+++ b/klagomål/A 38630-2024 FSC-klagomål.docx
@@ -1017,7 +1017,7 @@
     <w:r>
       <w:tab/>
       <w:tab/>
-      <w:t>2025-06-18</w:t>
+      <w:t>2025-06-19</w:t>
       <w:br/>
       <w:br/>
     </w:r>

--- a/klagomål/A 38630-2024 FSC-klagomål.docx
+++ b/klagomål/A 38630-2024 FSC-klagomål.docx
@@ -1017,7 +1017,7 @@
     <w:r>
       <w:tab/>
       <w:tab/>
-      <w:t>2025-06-19</w:t>
+      <w:t>2025-06-20</w:t>
       <w:br/>
       <w:br/>
     </w:r>

--- a/klagomål/A 38630-2024 FSC-klagomål.docx
+++ b/klagomål/A 38630-2024 FSC-klagomål.docx
@@ -1017,7 +1017,7 @@
     <w:r>
       <w:tab/>
       <w:tab/>
-      <w:t>2025-06-20</w:t>
+      <w:t>2025-06-21</w:t>
       <w:br/>
       <w:br/>
     </w:r>

--- a/klagomål/A 38630-2024 FSC-klagomål.docx
+++ b/klagomål/A 38630-2024 FSC-klagomål.docx
@@ -1017,7 +1017,7 @@
     <w:r>
       <w:tab/>
       <w:tab/>
-      <w:t>2025-06-21</w:t>
+      <w:t>2025-06-22</w:t>
       <w:br/>
       <w:br/>
     </w:r>

--- a/klagomål/A 38630-2024 FSC-klagomål.docx
+++ b/klagomål/A 38630-2024 FSC-klagomål.docx
@@ -1017,7 +1017,7 @@
     <w:r>
       <w:tab/>
       <w:tab/>
-      <w:t>2025-06-22</w:t>
+      <w:t>2025-06-23</w:t>
       <w:br/>
       <w:br/>
     </w:r>

--- a/klagomål/A 38630-2024 FSC-klagomål.docx
+++ b/klagomål/A 38630-2024 FSC-klagomål.docx
@@ -1017,7 +1017,7 @@
     <w:r>
       <w:tab/>
       <w:tab/>
-      <w:t>2025-06-23</w:t>
+      <w:t>2025-06-24</w:t>
       <w:br/>
       <w:br/>
     </w:r>

--- a/klagomål/A 38630-2024 FSC-klagomål.docx
+++ b/klagomål/A 38630-2024 FSC-klagomål.docx
@@ -1017,7 +1017,7 @@
     <w:r>
       <w:tab/>
       <w:tab/>
-      <w:t>2025-06-24</w:t>
+      <w:t>2025-06-25</w:t>
       <w:br/>
       <w:br/>
     </w:r>

--- a/klagomål/A 38630-2024 FSC-klagomål.docx
+++ b/klagomål/A 38630-2024 FSC-klagomål.docx
@@ -1017,7 +1017,7 @@
     <w:r>
       <w:tab/>
       <w:tab/>
-      <w:t>2025-06-25</w:t>
+      <w:t>2025-06-26</w:t>
       <w:br/>
       <w:br/>
     </w:r>

--- a/klagomål/A 38630-2024 FSC-klagomål.docx
+++ b/klagomål/A 38630-2024 FSC-klagomål.docx
@@ -1017,7 +1017,7 @@
     <w:r>
       <w:tab/>
       <w:tab/>
-      <w:t>2025-06-26</w:t>
+      <w:t>2025-06-27</w:t>
       <w:br/>
       <w:br/>
     </w:r>

--- a/klagomål/A 38630-2024 FSC-klagomål.docx
+++ b/klagomål/A 38630-2024 FSC-klagomål.docx
@@ -1017,7 +1017,7 @@
     <w:r>
       <w:tab/>
       <w:tab/>
-      <w:t>2025-06-27</w:t>
+      <w:t>2025-06-28</w:t>
       <w:br/>
       <w:br/>
     </w:r>

--- a/klagomål/A 38630-2024 FSC-klagomål.docx
+++ b/klagomål/A 38630-2024 FSC-klagomål.docx
@@ -1017,7 +1017,7 @@
     <w:r>
       <w:tab/>
       <w:tab/>
-      <w:t>2025-06-28</w:t>
+      <w:t>2025-06-29</w:t>
       <w:br/>
       <w:br/>
     </w:r>

--- a/klagomål/A 38630-2024 FSC-klagomål.docx
+++ b/klagomål/A 38630-2024 FSC-klagomål.docx
@@ -1017,7 +1017,7 @@
     <w:r>
       <w:tab/>
       <w:tab/>
-      <w:t>2025-06-29</w:t>
+      <w:t>2025-06-30</w:t>
       <w:br/>
       <w:br/>
     </w:r>

--- a/klagomål/A 38630-2024 FSC-klagomål.docx
+++ b/klagomål/A 38630-2024 FSC-klagomål.docx
@@ -1017,7 +1017,7 @@
     <w:r>
       <w:tab/>
       <w:tab/>
-      <w:t>2025-06-30</w:t>
+      <w:t>2025-07-01</w:t>
       <w:br/>
       <w:br/>
     </w:r>

--- a/klagomål/A 38630-2024 FSC-klagomål.docx
+++ b/klagomål/A 38630-2024 FSC-klagomål.docx
@@ -1017,7 +1017,7 @@
     <w:r>
       <w:tab/>
       <w:tab/>
-      <w:t>2025-07-01</w:t>
+      <w:t>2025-07-02</w:t>
       <w:br/>
       <w:br/>
     </w:r>

--- a/klagomål/A 38630-2024 FSC-klagomål.docx
+++ b/klagomål/A 38630-2024 FSC-klagomål.docx
@@ -1017,7 +1017,7 @@
     <w:r>
       <w:tab/>
       <w:tab/>
-      <w:t>2025-07-02</w:t>
+      <w:t>2025-07-03</w:t>
       <w:br/>
       <w:br/>
     </w:r>

--- a/klagomål/A 38630-2024 FSC-klagomål.docx
+++ b/klagomål/A 38630-2024 FSC-klagomål.docx
@@ -1017,7 +1017,7 @@
     <w:r>
       <w:tab/>
       <w:tab/>
-      <w:t>2025-07-03</w:t>
+      <w:t>2025-07-04</w:t>
       <w:br/>
       <w:br/>
     </w:r>

--- a/klagomål/A 38630-2024 FSC-klagomål.docx
+++ b/klagomål/A 38630-2024 FSC-klagomål.docx
@@ -1017,7 +1017,7 @@
     <w:r>
       <w:tab/>
       <w:tab/>
-      <w:t>2025-07-04</w:t>
+      <w:t>2025-07-05</w:t>
       <w:br/>
       <w:br/>
     </w:r>

--- a/klagomål/A 38630-2024 FSC-klagomål.docx
+++ b/klagomål/A 38630-2024 FSC-klagomål.docx
@@ -1017,7 +1017,7 @@
     <w:r>
       <w:tab/>
       <w:tab/>
-      <w:t>2025-07-05</w:t>
+      <w:t>2025-07-06</w:t>
       <w:br/>
       <w:br/>
     </w:r>

--- a/klagomål/A 38630-2024 FSC-klagomål.docx
+++ b/klagomål/A 38630-2024 FSC-klagomål.docx
@@ -1017,7 +1017,7 @@
     <w:r>
       <w:tab/>
       <w:tab/>
-      <w:t>2025-07-06</w:t>
+      <w:t>2025-07-07</w:t>
       <w:br/>
       <w:br/>
     </w:r>

--- a/klagomål/A 38630-2024 FSC-klagomål.docx
+++ b/klagomål/A 38630-2024 FSC-klagomål.docx
@@ -1017,7 +1017,7 @@
     <w:r>
       <w:tab/>
       <w:tab/>
-      <w:t>2025-07-07</w:t>
+      <w:t>2025-07-08</w:t>
       <w:br/>
       <w:br/>
     </w:r>

--- a/klagomål/A 38630-2024 FSC-klagomål.docx
+++ b/klagomål/A 38630-2024 FSC-klagomål.docx
@@ -1017,7 +1017,7 @@
     <w:r>
       <w:tab/>
       <w:tab/>
-      <w:t>2025-07-08</w:t>
+      <w:t>2025-07-09</w:t>
       <w:br/>
       <w:br/>
     </w:r>

--- a/klagomål/A 38630-2024 FSC-klagomål.docx
+++ b/klagomål/A 38630-2024 FSC-klagomål.docx
@@ -1017,7 +1017,7 @@
     <w:r>
       <w:tab/>
       <w:tab/>
-      <w:t>2025-07-09</w:t>
+      <w:t>2025-07-11</w:t>
       <w:br/>
       <w:br/>
     </w:r>

--- a/klagomål/A 38630-2024 FSC-klagomål.docx
+++ b/klagomål/A 38630-2024 FSC-klagomål.docx
@@ -1017,7 +1017,7 @@
     <w:r>
       <w:tab/>
       <w:tab/>
-      <w:t>2025-07-11</w:t>
+      <w:t>2025-07-12</w:t>
       <w:br/>
       <w:br/>
     </w:r>

--- a/klagomål/A 38630-2024 FSC-klagomål.docx
+++ b/klagomål/A 38630-2024 FSC-klagomål.docx
@@ -1017,7 +1017,7 @@
     <w:r>
       <w:tab/>
       <w:tab/>
-      <w:t>2025-07-12</w:t>
+      <w:t>2025-07-13</w:t>
       <w:br/>
       <w:br/>
     </w:r>

--- a/klagomål/A 38630-2024 FSC-klagomål.docx
+++ b/klagomål/A 38630-2024 FSC-klagomål.docx
@@ -1017,7 +1017,7 @@
     <w:r>
       <w:tab/>
       <w:tab/>
-      <w:t>2025-07-13</w:t>
+      <w:t>2025-07-14</w:t>
       <w:br/>
       <w:br/>
     </w:r>

--- a/klagomål/A 38630-2024 FSC-klagomål.docx
+++ b/klagomål/A 38630-2024 FSC-klagomål.docx
@@ -1017,7 +1017,7 @@
     <w:r>
       <w:tab/>
       <w:tab/>
-      <w:t>2025-08-06</w:t>
+      <w:t>2025-08-09</w:t>
       <w:br/>
       <w:br/>
     </w:r>
